--- a/jr_bilan_cv.docx
+++ b/jr_bilan_cv.docx
@@ -71,7 +71,7 @@
           <w:sz w:val="18"/>
           <w:szCs w:val="18"/>
         </w:rPr>
-        <w:t>I build the systems small businesses actually run on, and I run the ad accounts that bring them customers. After three years embedded in a multi-branch retail operation — learning the workflows, the bottlenecks, and what staff actually needed — I designed and shipped a full production platform that replaced paper, spreadsheets, and group chats with one system, while managing the same company’s entire Meta Ads operation at 8.72× return on ad spend.</w:t>
+        <w:t>I build the systems small businesses actually run on, and I run the ad accounts that bring them customers. After three years embedded in a multi-branch retail operation — learning the workflows, the bottlenecks, and what staff actually needed — I designed and shipped a full production platform that replaced paper, spreadsheets, and group chats with one system, while managing the same company’s entire Meta Ads operation at Strong return on ad spend.</w:t>
       </w:r>
     </w:p>
     <w:p>
@@ -123,18 +123,18 @@
           <w:sz w:val="18"/>
           <w:szCs w:val="18"/>
         </w:rPr>
-        <w:t xml:space="preserve">8.72× blended ROAS  —  </w:t>
-      </w:r>
-      <w:r>
-        <w:rPr>
-          <w:rFonts w:ascii="Calibri" w:hAnsi="Calibri" w:eastAsia="Calibri" w:cs="Calibri"/>
-          <w:b w:val="0"/>
-          <w:bCs w:val="0"/>
-          <w:color w:val="1A1A2E"/>
-          <w:sz w:val="18"/>
-          <w:szCs w:val="18"/>
-        </w:rPr>
-        <w:t>across a multi-branch Meta Ads portfolio, 4.4× the 2.0× retail benchmark. Top campaign returned 27.10× at ₱67 cost per acquisition.</w:t>
+        <w:t xml:space="preserve">Strong blended ROAS  —  </w:t>
+      </w:r>
+      <w:r>
+        <w:rPr>
+          <w:rFonts w:ascii="Calibri" w:hAnsi="Calibri" w:eastAsia="Calibri" w:cs="Calibri"/>
+          <w:b w:val="0"/>
+          <w:bCs w:val="0"/>
+          <w:color w:val="1A1A2E"/>
+          <w:sz w:val="18"/>
+          <w:szCs w:val="18"/>
+        </w:rPr>
+        <w:t>across a multi-branch Meta Ads portfolio, well above the 2.0× retail benchmark. Top campaign returned exceptional at competitive cost per acquisition.</w:t>
       </w:r>
     </w:p>
     <w:p>
@@ -240,7 +240,7 @@
           <w:sz w:val="18"/>
           <w:szCs w:val="18"/>
         </w:rPr>
-        <w:t xml:space="preserve">495,705 accounts reached  —  </w:t>
+        <w:t xml:space="preserve">Large unique reach across all branches  —  </w:t>
       </w:r>
       <w:r>
         <w:rPr>
